--- a/version-finale/03-manuels/D-141-Rafael_Melo-ManuelVisiteur.docx
+++ b/version-finale/03-manuels/D-141-Rafael_Melo-ManuelVisiteur.docx
@@ -4,26 +4,35 @@
   <w:body>
     <w:p>
       <w:pPr>
+        <w:pStyle w:val="Title"/>
         <w:keepNext/>
-        <w:spacing w:after="100"/>
+        <w:spacing w:after="86" w:before="160" w:line="259" w:lineRule="auto"/>
+        <w:jc w:val="left"/>
+        <w:keepLines/>
+        <w:pBdr>
+          <w:bottom w:val="single" w:sz="8" w:space="6" w:color="000000"/>
+        </w:pBdr>
       </w:pPr>
       <w:r>
         <w:rPr>
           <w:rFonts w:ascii="Arial" w:hAnsi="Arial"/>
           <w:b/>
           <w:color w:val="000000"/>
-          <w:sz w:val="42"/>
+          <w:sz w:val="20"/>
         </w:rPr>
         <w:t>Mission SQL : enquête au cinéma</w:t>
       </w:r>
     </w:p>
     <w:p>
       <w:pPr>
+        <w:keepNext/>
         <w:keepLines/>
+        <w:spacing w:after="86" w:line="259" w:lineRule="auto"/>
       </w:pPr>
       <w:r>
         <w:rPr>
           <w:rFonts w:ascii="Arial" w:hAnsi="Arial"/>
+          <w:b/>
           <w:color w:val="000000"/>
           <w:sz w:val="20"/>
         </w:rPr>
@@ -33,14 +42,27 @@
     <w:p>
       <w:pPr>
         <w:pStyle w:val="Heading1"/>
+        <w:keepNext/>
+        <w:keepLines/>
+        <w:spacing w:before="180" w:after="60"/>
+        <w:pBdr>
+          <w:bottom w:val="single" w:sz="5" w:space="3" w:color="000000"/>
+        </w:pBdr>
       </w:pPr>
       <w:r>
+        <w:rPr>
+          <w:rFonts w:ascii="Arial" w:hAnsi="Arial"/>
+          <w:b/>
+          <w:color w:val="000000"/>
+          <w:sz w:val="26"/>
+        </w:rPr>
         <w:t>Le festival a besoin de ton aide</w:t>
       </w:r>
     </w:p>
     <w:p>
       <w:pPr>
         <w:keepLines/>
+        <w:spacing w:line="259" w:lineRule="auto" w:after="86"/>
       </w:pPr>
       <w:r>
         <w:rPr>
@@ -54,6 +76,7 @@
     <w:p>
       <w:pPr>
         <w:keepLines/>
+        <w:spacing w:line="259" w:lineRule="auto" w:after="86"/>
       </w:pPr>
       <w:r>
         <w:rPr>
@@ -67,22 +90,44 @@
     <w:p>
       <w:pPr>
         <w:pStyle w:val="Heading1"/>
+        <w:keepNext/>
+        <w:keepLines/>
+        <w:spacing w:before="180" w:after="60"/>
+        <w:pBdr>
+          <w:bottom w:val="single" w:sz="5" w:space="3" w:color="000000"/>
+        </w:pBdr>
       </w:pPr>
       <w:r>
+        <w:rPr>
+          <w:rFonts w:ascii="Arial" w:hAnsi="Arial"/>
+          <w:b/>
+          <w:color w:val="000000"/>
+          <w:sz w:val="26"/>
+        </w:rPr>
         <w:t>Ta mission</w:t>
       </w:r>
     </w:p>
     <w:p>
       <w:pPr>
         <w:pStyle w:val="Heading2"/>
+        <w:keepNext/>
+        <w:keepLines/>
+        <w:spacing w:before="110" w:after="40"/>
       </w:pPr>
       <w:r>
+        <w:rPr>
+          <w:rFonts w:ascii="Arial" w:hAnsi="Arial"/>
+          <w:b/>
+          <w:color w:val="000000"/>
+          <w:sz w:val="21"/>
+        </w:rPr>
         <w:t>Défi 1</w:t>
       </w:r>
     </w:p>
     <w:p>
       <w:pPr>
         <w:keepLines/>
+        <w:spacing w:line="259" w:lineRule="auto" w:after="86"/>
       </w:pPr>
       <w:r>
         <w:rPr>
@@ -96,14 +141,24 @@
     <w:p>
       <w:pPr>
         <w:pStyle w:val="Heading2"/>
+        <w:keepNext/>
+        <w:keepLines/>
+        <w:spacing w:before="110" w:after="40"/>
       </w:pPr>
       <w:r>
+        <w:rPr>
+          <w:rFonts w:ascii="Arial" w:hAnsi="Arial"/>
+          <w:b/>
+          <w:color w:val="000000"/>
+          <w:sz w:val="21"/>
+        </w:rPr>
         <w:t>Défi 2</w:t>
       </w:r>
     </w:p>
     <w:p>
       <w:pPr>
         <w:keepLines/>
+        <w:spacing w:line="259" w:lineRule="auto" w:after="86"/>
       </w:pPr>
       <w:r>
         <w:rPr>
@@ -117,14 +172,24 @@
     <w:p>
       <w:pPr>
         <w:pStyle w:val="Heading2"/>
+        <w:keepNext/>
+        <w:keepLines/>
+        <w:spacing w:before="110" w:after="40"/>
       </w:pPr>
       <w:r>
+        <w:rPr>
+          <w:rFonts w:ascii="Arial" w:hAnsi="Arial"/>
+          <w:b/>
+          <w:color w:val="000000"/>
+          <w:sz w:val="21"/>
+        </w:rPr>
         <w:t>Défi 3</w:t>
       </w:r>
     </w:p>
     <w:p>
       <w:pPr>
         <w:keepLines/>
+        <w:spacing w:line="259" w:lineRule="auto" w:after="86"/>
       </w:pPr>
       <w:r>
         <w:rPr>
@@ -138,15 +203,27 @@
     <w:p>
       <w:pPr>
         <w:pStyle w:val="Heading1"/>
+        <w:keepNext/>
+        <w:keepLines/>
+        <w:spacing w:before="180" w:after="60"/>
+        <w:pBdr>
+          <w:bottom w:val="single" w:sz="5" w:space="3" w:color="000000"/>
+        </w:pBdr>
       </w:pPr>
       <w:r>
+        <w:rPr>
+          <w:rFonts w:ascii="Arial" w:hAnsi="Arial"/>
+          <w:b/>
+          <w:color w:val="000000"/>
+          <w:sz w:val="26"/>
+        </w:rPr>
         <w:t>Comment jouer</w:t>
       </w:r>
     </w:p>
     <w:p>
       <w:pPr>
         <w:keepLines/>
-        <w:spacing w:after="40"/>
+        <w:spacing w:after="50" w:line="259" w:lineRule="auto"/>
         <w:ind w:left="312" w:hanging="255"/>
       </w:pPr>
       <w:r>
@@ -161,7 +238,7 @@
     <w:p>
       <w:pPr>
         <w:keepLines/>
-        <w:spacing w:after="40"/>
+        <w:spacing w:after="50" w:line="259" w:lineRule="auto"/>
         <w:ind w:left="312" w:hanging="255"/>
       </w:pPr>
       <w:r>
@@ -176,7 +253,7 @@
     <w:p>
       <w:pPr>
         <w:keepLines/>
-        <w:spacing w:after="40"/>
+        <w:spacing w:after="50" w:line="259" w:lineRule="auto"/>
         <w:ind w:left="312" w:hanging="255"/>
       </w:pPr>
       <w:r>
@@ -191,7 +268,7 @@
     <w:p>
       <w:pPr>
         <w:keepLines/>
-        <w:spacing w:after="40"/>
+        <w:spacing w:after="50" w:line="259" w:lineRule="auto"/>
         <w:ind w:left="312" w:hanging="255"/>
       </w:pPr>
       <w:r>
@@ -206,7 +283,7 @@
     <w:p>
       <w:pPr>
         <w:keepLines/>
-        <w:spacing w:after="40"/>
+        <w:spacing w:after="50" w:line="259" w:lineRule="auto"/>
         <w:ind w:left="312" w:hanging="255"/>
       </w:pPr>
       <w:r>
@@ -221,6 +298,7 @@
     <w:p>
       <w:pPr>
         <w:keepLines/>
+        <w:spacing w:line="259" w:lineRule="auto" w:after="86"/>
       </w:pPr>
       <w:r>
         <w:rPr>
@@ -234,14 +312,27 @@
     <w:p>
       <w:pPr>
         <w:pStyle w:val="Heading1"/>
+        <w:keepNext/>
+        <w:keepLines/>
+        <w:spacing w:before="180" w:after="60"/>
+        <w:pBdr>
+          <w:bottom w:val="single" w:sz="5" w:space="3" w:color="000000"/>
+        </w:pBdr>
       </w:pPr>
       <w:r>
+        <w:rPr>
+          <w:rFonts w:ascii="Arial" w:hAnsi="Arial"/>
+          <w:b/>
+          <w:color w:val="000000"/>
+          <w:sz w:val="26"/>
+        </w:rPr>
         <w:t>Ce que tu vas découvrir</w:t>
       </w:r>
     </w:p>
     <w:p>
       <w:pPr>
         <w:keepLines/>
+        <w:spacing w:line="259" w:lineRule="auto" w:after="86"/>
       </w:pPr>
       <w:r>
         <w:rPr>
@@ -255,6 +346,7 @@
     <w:p>
       <w:pPr>
         <w:keepLines/>
+        <w:spacing w:line="259" w:lineRule="auto" w:after="86"/>
       </w:pPr>
       <w:r>
         <w:rPr>
@@ -268,6 +360,7 @@
     <w:p>
       <w:pPr>
         <w:keepLines/>
+        <w:spacing w:line="259" w:lineRule="auto" w:after="86"/>
       </w:pPr>
       <w:r>
         <w:rPr>
@@ -282,7 +375,7 @@
       <w:headerReference w:type="default" r:id="rId9"/>
       <w:footerReference w:type="default" r:id="rId10"/>
       <w:pgSz w:w="11906" w:h="16838"/>
-      <w:pgMar w:top="850" w:right="1134" w:bottom="794" w:left="1134" w:header="720" w:footer="720" w:gutter="0"/>
+      <w:pgMar w:top="935" w:right="1134" w:bottom="850" w:left="1134" w:header="425" w:footer="425" w:gutter="0"/>
       <w:cols w:space="720"/>
       <w:docGrid w:linePitch="360"/>
     </w:sectPr>
@@ -315,15 +408,20 @@
   <w:p>
     <w:pPr>
       <w:pStyle w:val="Header"/>
+      <w:spacing w:after="40"/>
       <w:jc w:val="right"/>
+      <w:pBdr>
+        <w:bottom w:val="single" w:sz="4" w:space="4" w:color="000000"/>
+      </w:pBdr>
     </w:pPr>
     <w:r>
       <w:rPr>
         <w:rFonts w:ascii="Arial" w:hAnsi="Arial"/>
+        <w:b/>
         <w:color w:val="000000"/>
-        <w:sz w:val="16"/>
-      </w:rPr>
-      <w:t>ETML - JOURNÉES PORTES OUVERTES</w:t>
+        <w:sz w:val="15"/>
+      </w:rPr>
+      <w:t>ETML  |  JOURNÉES PORTES OUVERTES</w:t>
     </w:r>
   </w:p>
 </w:hdr>
@@ -697,6 +795,8 @@
     </w:pPr>
     <w:rPr>
       <w:rFonts w:ascii="Arial" w:hAnsi="Arial"/>
+      <w:b w:val="0"/>
+      <w:i w:val="0"/>
       <w:color w:val="000000"/>
       <w:sz w:val="20"/>
     </w:rPr>
@@ -715,6 +815,9 @@
       </w:tabs>
       <w:spacing w:after="0" w:line="240" w:lineRule="auto"/>
     </w:pPr>
+    <w:rPr>
+      <w:color w:val="000000"/>
+    </w:rPr>
   </w:style>
   <w:style w:type="character" w:customStyle="1" w:styleId="HeaderChar">
     <w:name w:val="Header Char"/>
@@ -722,6 +825,9 @@
     <w:link w:val="Header"/>
     <w:uiPriority w:val="99"/>
     <w:rsid w:val="00E618BF"/>
+    <w:rPr>
+      <w:color w:val="000000"/>
+    </w:rPr>
   </w:style>
   <w:style w:type="paragraph" w:styleId="Footer">
     <w:name w:val="footer"/>
@@ -737,6 +843,9 @@
       </w:tabs>
       <w:spacing w:after="0" w:line="240" w:lineRule="auto"/>
     </w:pPr>
+    <w:rPr>
+      <w:color w:val="000000"/>
+    </w:rPr>
   </w:style>
   <w:style w:type="character" w:customStyle="1" w:styleId="FooterChar">
     <w:name w:val="Footer Char"/>
@@ -744,6 +853,9 @@
     <w:link w:val="Footer"/>
     <w:uiPriority w:val="99"/>
     <w:rsid w:val="00E618BF"/>
+    <w:rPr>
+      <w:color w:val="000000"/>
+    </w:rPr>
   </w:style>
   <w:style w:type="paragraph" w:styleId="Heading1">
     <w:name w:val="heading 1"/>
@@ -763,8 +875,9 @@
       <w:rFonts w:asciiTheme="majorHAnsi" w:eastAsiaTheme="majorEastAsia" w:hAnsiTheme="majorHAnsi" w:cstheme="majorBidi" w:ascii="Arial" w:hAnsi="Arial"/>
       <w:b/>
       <w:bCs/>
+      <w:i w:val="0"/>
       <w:color w:val="000000"/>
-      <w:sz w:val="29"/>
+      <w:sz w:val="26"/>
       <w:szCs w:val="28"/>
     </w:rPr>
   </w:style>
@@ -787,8 +900,9 @@
       <w:rFonts w:asciiTheme="majorHAnsi" w:eastAsiaTheme="majorEastAsia" w:hAnsiTheme="majorHAnsi" w:cstheme="majorBidi" w:ascii="Arial" w:hAnsi="Arial"/>
       <w:b/>
       <w:bCs/>
+      <w:i w:val="0"/>
       <w:color w:val="000000"/>
-      <w:sz w:val="23"/>
+      <w:sz w:val="21"/>
       <w:szCs w:val="26"/>
     </w:rPr>
   </w:style>
@@ -811,8 +925,9 @@
       <w:rFonts w:asciiTheme="majorHAnsi" w:eastAsiaTheme="majorEastAsia" w:hAnsiTheme="majorHAnsi" w:cstheme="majorBidi" w:ascii="Arial" w:hAnsi="Arial"/>
       <w:b/>
       <w:bCs/>
+      <w:i/>
       <w:color w:val="000000"/>
-      <w:sz w:val="21"/>
+      <w:sz w:val="20"/>
     </w:rPr>
   </w:style>
   <w:style w:type="paragraph" w:styleId="Heading4">
@@ -837,7 +952,7 @@
       <w:bCs/>
       <w:i/>
       <w:iCs/>
-      <w:color w:val="4F81BD" w:themeColor="accent1"/>
+      <w:color w:val="000000"/>
     </w:rPr>
   </w:style>
   <w:style w:type="paragraph" w:styleId="Heading5">
@@ -858,7 +973,7 @@
     </w:pPr>
     <w:rPr>
       <w:rFonts w:asciiTheme="majorHAnsi" w:eastAsiaTheme="majorEastAsia" w:hAnsiTheme="majorHAnsi" w:cstheme="majorBidi"/>
-      <w:color w:val="243F60" w:themeColor="accent1" w:themeShade="7F"/>
+      <w:color w:val="000000"/>
     </w:rPr>
   </w:style>
   <w:style w:type="paragraph" w:styleId="Heading6">
@@ -881,7 +996,7 @@
       <w:rFonts w:asciiTheme="majorHAnsi" w:eastAsiaTheme="majorEastAsia" w:hAnsiTheme="majorHAnsi" w:cstheme="majorBidi"/>
       <w:i/>
       <w:iCs/>
-      <w:color w:val="243F60" w:themeColor="accent1" w:themeShade="7F"/>
+      <w:color w:val="000000"/>
     </w:rPr>
   </w:style>
   <w:style w:type="paragraph" w:styleId="Heading7">
@@ -904,7 +1019,7 @@
       <w:rFonts w:asciiTheme="majorHAnsi" w:eastAsiaTheme="majorEastAsia" w:hAnsiTheme="majorHAnsi" w:cstheme="majorBidi"/>
       <w:i/>
       <w:iCs/>
-      <w:color w:val="404040" w:themeColor="text1" w:themeTint="BF"/>
+      <w:color w:val="000000"/>
     </w:rPr>
   </w:style>
   <w:style w:type="paragraph" w:styleId="Heading8">
@@ -925,7 +1040,7 @@
     </w:pPr>
     <w:rPr>
       <w:rFonts w:asciiTheme="majorHAnsi" w:eastAsiaTheme="majorEastAsia" w:hAnsiTheme="majorHAnsi" w:cstheme="majorBidi"/>
-      <w:color w:val="4F81BD" w:themeColor="accent1"/>
+      <w:color w:val="000000"/>
       <w:sz w:val="20"/>
       <w:szCs w:val="20"/>
     </w:rPr>
@@ -950,7 +1065,7 @@
       <w:rFonts w:asciiTheme="majorHAnsi" w:eastAsiaTheme="majorEastAsia" w:hAnsiTheme="majorHAnsi" w:cstheme="majorBidi"/>
       <w:i/>
       <w:iCs/>
-      <w:color w:val="404040" w:themeColor="text1" w:themeTint="BF"/>
+      <w:color w:val="000000"/>
       <w:sz w:val="20"/>
       <w:szCs w:val="20"/>
     </w:rPr>
@@ -960,12 +1075,18 @@
     <w:uiPriority w:val="1"/>
     <w:semiHidden/>
     <w:unhideWhenUsed/>
+    <w:rPr>
+      <w:color w:val="000000"/>
+    </w:rPr>
   </w:style>
   <w:style w:type="table" w:default="1" w:styleId="TableNormal">
     <w:name w:val="Normal Table"/>
     <w:uiPriority w:val="99"/>
     <w:semiHidden/>
     <w:unhideWhenUsed/>
+    <w:rPr>
+      <w:color w:val="000000"/>
+    </w:rPr>
     <w:tblPr>
       <w:tblInd w:w="0" w:type="dxa"/>
       <w:tblCellMar>
@@ -990,6 +1111,9 @@
     <w:pPr>
       <w:spacing w:after="0" w:line="240" w:lineRule="auto"/>
     </w:pPr>
+    <w:rPr>
+      <w:color w:val="000000"/>
+    </w:rPr>
   </w:style>
   <w:style w:type="character" w:customStyle="1" w:styleId="Heading1Char">
     <w:name w:val="Heading 1 Char"/>
@@ -1001,7 +1125,7 @@
       <w:rFonts w:asciiTheme="majorHAnsi" w:eastAsiaTheme="majorEastAsia" w:hAnsiTheme="majorHAnsi" w:cstheme="majorBidi"/>
       <w:b/>
       <w:bCs/>
-      <w:color w:val="365F91" w:themeColor="accent1" w:themeShade="BF"/>
+      <w:color w:val="000000"/>
       <w:sz w:val="28"/>
       <w:szCs w:val="28"/>
     </w:rPr>
@@ -1016,7 +1140,7 @@
       <w:rFonts w:asciiTheme="majorHAnsi" w:eastAsiaTheme="majorEastAsia" w:hAnsiTheme="majorHAnsi" w:cstheme="majorBidi"/>
       <w:b/>
       <w:bCs/>
-      <w:color w:val="4F81BD" w:themeColor="accent1"/>
+      <w:color w:val="000000"/>
       <w:sz w:val="26"/>
       <w:szCs w:val="26"/>
     </w:rPr>
@@ -1031,7 +1155,7 @@
       <w:rFonts w:asciiTheme="majorHAnsi" w:eastAsiaTheme="majorEastAsia" w:hAnsiTheme="majorHAnsi" w:cstheme="majorBidi"/>
       <w:b/>
       <w:bCs/>
-      <w:color w:val="4F81BD" w:themeColor="accent1"/>
+      <w:color w:val="000000"/>
     </w:rPr>
   </w:style>
   <w:style w:type="paragraph" w:styleId="Title">
@@ -1050,11 +1174,13 @@
       <w:contextualSpacing/>
     </w:pPr>
     <w:rPr>
-      <w:rFonts w:asciiTheme="majorHAnsi" w:eastAsiaTheme="majorEastAsia" w:hAnsiTheme="majorHAnsi" w:cstheme="majorBidi"/>
-      <w:color w:val="17365D" w:themeColor="text2" w:themeShade="BF"/>
+      <w:rFonts w:asciiTheme="majorHAnsi" w:eastAsiaTheme="majorEastAsia" w:hAnsiTheme="majorHAnsi" w:cstheme="majorBidi" w:ascii="Arial" w:hAnsi="Arial"/>
+      <w:b/>
+      <w:i w:val="0"/>
+      <w:color w:val="000000"/>
       <w:spacing w:val="5"/>
       <w:kern w:val="28"/>
-      <w:sz w:val="52"/>
+      <w:sz w:val="46"/>
       <w:szCs w:val="52"/>
     </w:rPr>
   </w:style>
@@ -1066,7 +1192,7 @@
     <w:rsid w:val="00FC693F"/>
     <w:rPr>
       <w:rFonts w:asciiTheme="majorHAnsi" w:eastAsiaTheme="majorEastAsia" w:hAnsiTheme="majorHAnsi" w:cstheme="majorBidi"/>
-      <w:color w:val="17365D" w:themeColor="text2" w:themeShade="BF"/>
+      <w:color w:val="000000"/>
       <w:spacing w:val="5"/>
       <w:kern w:val="28"/>
       <w:sz w:val="52"/>
@@ -1087,12 +1213,13 @@
       </w:numPr>
     </w:pPr>
     <w:rPr>
-      <w:rFonts w:asciiTheme="majorHAnsi" w:eastAsiaTheme="majorEastAsia" w:hAnsiTheme="majorHAnsi" w:cstheme="majorBidi"/>
-      <w:i/>
+      <w:rFonts w:asciiTheme="majorHAnsi" w:eastAsiaTheme="majorEastAsia" w:hAnsiTheme="majorHAnsi" w:cstheme="majorBidi" w:ascii="Arial" w:hAnsi="Arial"/>
+      <w:b/>
+      <w:i w:val="0"/>
       <w:iCs/>
-      <w:color w:val="4F81BD" w:themeColor="accent1"/>
+      <w:color w:val="000000"/>
       <w:spacing w:val="15"/>
-      <w:sz w:val="24"/>
+      <w:sz w:val="21"/>
       <w:szCs w:val="24"/>
     </w:rPr>
   </w:style>
@@ -1106,7 +1233,7 @@
       <w:rFonts w:asciiTheme="majorHAnsi" w:eastAsiaTheme="majorEastAsia" w:hAnsiTheme="majorHAnsi" w:cstheme="majorBidi"/>
       <w:i/>
       <w:iCs/>
-      <w:color w:val="4F81BD" w:themeColor="accent1"/>
+      <w:color w:val="000000"/>
       <w:spacing w:val="15"/>
       <w:sz w:val="24"/>
       <w:szCs w:val="24"/>
@@ -1122,6 +1249,9 @@
       <w:ind w:left="720"/>
       <w:contextualSpacing/>
     </w:pPr>
+    <w:rPr>
+      <w:color w:val="000000"/>
+    </w:rPr>
   </w:style>
   <w:style w:type="paragraph" w:styleId="BodyText">
     <w:name w:val="Body Text"/>
@@ -1133,6 +1263,9 @@
     <w:pPr>
       <w:spacing w:after="120"/>
     </w:pPr>
+    <w:rPr>
+      <w:color w:val="000000"/>
+    </w:rPr>
   </w:style>
   <w:style w:type="character" w:customStyle="1" w:styleId="BodyTextChar">
     <w:name w:val="Body Text Char"/>
@@ -1140,6 +1273,9 @@
     <w:link w:val="BodyText"/>
     <w:uiPriority w:val="99"/>
     <w:rsid w:val="00AA1D8D"/>
+    <w:rPr>
+      <w:color w:val="000000"/>
+    </w:rPr>
   </w:style>
   <w:style w:type="paragraph" w:styleId="BodyText2">
     <w:name w:val="Body Text 2"/>
@@ -1151,6 +1287,9 @@
     <w:pPr>
       <w:spacing w:after="120" w:line="480" w:lineRule="auto"/>
     </w:pPr>
+    <w:rPr>
+      <w:color w:val="000000"/>
+    </w:rPr>
   </w:style>
   <w:style w:type="character" w:customStyle="1" w:styleId="BodyText2Char">
     <w:name w:val="Body Text 2 Char"/>
@@ -1158,6 +1297,9 @@
     <w:link w:val="BodyText2"/>
     <w:uiPriority w:val="99"/>
     <w:rsid w:val="00AA1D8D"/>
+    <w:rPr>
+      <w:color w:val="000000"/>
+    </w:rPr>
   </w:style>
   <w:style w:type="paragraph" w:styleId="BodyText3">
     <w:name w:val="Body Text 3"/>
@@ -1170,6 +1312,7 @@
       <w:spacing w:after="120"/>
     </w:pPr>
     <w:rPr>
+      <w:color w:val="000000"/>
       <w:sz w:val="16"/>
       <w:szCs w:val="16"/>
     </w:rPr>
@@ -1181,6 +1324,7 @@
     <w:uiPriority w:val="99"/>
     <w:rsid w:val="00AA1D8D"/>
     <w:rPr>
+      <w:color w:val="000000"/>
       <w:sz w:val="16"/>
       <w:szCs w:val="16"/>
     </w:rPr>
@@ -1195,6 +1339,9 @@
       <w:ind w:left="360" w:hanging="360"/>
       <w:contextualSpacing/>
     </w:pPr>
+    <w:rPr>
+      <w:color w:val="000000"/>
+    </w:rPr>
   </w:style>
   <w:style w:type="paragraph" w:styleId="List2">
     <w:name w:val="List 2"/>
@@ -1206,6 +1353,9 @@
       <w:ind w:left="720" w:hanging="360"/>
       <w:contextualSpacing/>
     </w:pPr>
+    <w:rPr>
+      <w:color w:val="000000"/>
+    </w:rPr>
   </w:style>
   <w:style w:type="paragraph" w:styleId="List3">
     <w:name w:val="List 3"/>
@@ -1217,6 +1367,9 @@
       <w:ind w:left="1080" w:hanging="360"/>
       <w:contextualSpacing/>
     </w:pPr>
+    <w:rPr>
+      <w:color w:val="000000"/>
+    </w:rPr>
   </w:style>
   <w:style w:type="paragraph" w:styleId="ListBullet">
     <w:name w:val="List Bullet"/>
@@ -1230,6 +1383,9 @@
       </w:numPr>
       <w:contextualSpacing/>
     </w:pPr>
+    <w:rPr>
+      <w:color w:val="000000"/>
+    </w:rPr>
   </w:style>
   <w:style w:type="paragraph" w:styleId="ListBullet2">
     <w:name w:val="List Bullet 2"/>
@@ -1243,6 +1399,9 @@
       </w:numPr>
       <w:contextualSpacing/>
     </w:pPr>
+    <w:rPr>
+      <w:color w:val="000000"/>
+    </w:rPr>
   </w:style>
   <w:style w:type="paragraph" w:styleId="ListBullet3">
     <w:name w:val="List Bullet 3"/>
@@ -1256,6 +1415,9 @@
       </w:numPr>
       <w:contextualSpacing/>
     </w:pPr>
+    <w:rPr>
+      <w:color w:val="000000"/>
+    </w:rPr>
   </w:style>
   <w:style w:type="paragraph" w:styleId="ListNumber">
     <w:name w:val="List Number"/>
@@ -1269,6 +1431,9 @@
       </w:numPr>
       <w:contextualSpacing/>
     </w:pPr>
+    <w:rPr>
+      <w:color w:val="000000"/>
+    </w:rPr>
   </w:style>
   <w:style w:type="paragraph" w:styleId="ListNumber2">
     <w:name w:val="List Number 2"/>
@@ -1282,6 +1447,9 @@
       </w:numPr>
       <w:contextualSpacing/>
     </w:pPr>
+    <w:rPr>
+      <w:color w:val="000000"/>
+    </w:rPr>
   </w:style>
   <w:style w:type="paragraph" w:styleId="ListNumber3">
     <w:name w:val="List Number 3"/>
@@ -1295,6 +1463,9 @@
       </w:numPr>
       <w:contextualSpacing/>
     </w:pPr>
+    <w:rPr>
+      <w:color w:val="000000"/>
+    </w:rPr>
   </w:style>
   <w:style w:type="paragraph" w:styleId="ListContinue">
     <w:name w:val="List Continue"/>
@@ -1307,6 +1478,9 @@
       <w:ind w:left="360"/>
       <w:contextualSpacing/>
     </w:pPr>
+    <w:rPr>
+      <w:color w:val="000000"/>
+    </w:rPr>
   </w:style>
   <w:style w:type="paragraph" w:styleId="ListContinue2">
     <w:name w:val="List Continue 2"/>
@@ -1319,6 +1493,9 @@
       <w:ind w:left="720"/>
       <w:contextualSpacing/>
     </w:pPr>
+    <w:rPr>
+      <w:color w:val="000000"/>
+    </w:rPr>
   </w:style>
   <w:style w:type="paragraph" w:styleId="ListContinue3">
     <w:name w:val="List Continue 3"/>
@@ -1331,6 +1508,9 @@
       <w:ind w:left="1080"/>
       <w:contextualSpacing/>
     </w:pPr>
+    <w:rPr>
+      <w:color w:val="000000"/>
+    </w:rPr>
   </w:style>
   <w:style w:type="paragraph" w:styleId="MacroText">
     <w:name w:val="macro"/>
@@ -1351,6 +1531,7 @@
     </w:pPr>
     <w:rPr>
       <w:rFonts w:ascii="Courier" w:hAnsi="Courier"/>
+      <w:color w:val="000000"/>
       <w:sz w:val="20"/>
       <w:szCs w:val="20"/>
     </w:rPr>
@@ -1363,6 +1544,7 @@
     <w:rsid w:val="0029639D"/>
     <w:rPr>
       <w:rFonts w:ascii="Courier" w:hAnsi="Courier"/>
+      <w:color w:val="000000"/>
       <w:sz w:val="20"/>
       <w:szCs w:val="20"/>
     </w:rPr>
@@ -1378,7 +1560,7 @@
     <w:rPr>
       <w:i/>
       <w:iCs/>
-      <w:color w:val="000000" w:themeColor="text1"/>
+      <w:color w:val="000000"/>
     </w:rPr>
   </w:style>
   <w:style w:type="character" w:customStyle="1" w:styleId="QuoteChar">
@@ -1390,7 +1572,7 @@
     <w:rPr>
       <w:i/>
       <w:iCs/>
-      <w:color w:val="000000" w:themeColor="text1"/>
+      <w:color w:val="000000"/>
     </w:rPr>
   </w:style>
   <w:style w:type="character" w:customStyle="1" w:styleId="Heading4Char">
@@ -1406,7 +1588,7 @@
       <w:bCs/>
       <w:i/>
       <w:iCs/>
-      <w:color w:val="4F81BD" w:themeColor="accent1"/>
+      <w:color w:val="000000"/>
     </w:rPr>
   </w:style>
   <w:style w:type="character" w:customStyle="1" w:styleId="Heading5Char">
@@ -1418,7 +1600,7 @@
     <w:rsid w:val="00FC693F"/>
     <w:rPr>
       <w:rFonts w:asciiTheme="majorHAnsi" w:eastAsiaTheme="majorEastAsia" w:hAnsiTheme="majorHAnsi" w:cstheme="majorBidi"/>
-      <w:color w:val="243F60" w:themeColor="accent1" w:themeShade="7F"/>
+      <w:color w:val="000000"/>
     </w:rPr>
   </w:style>
   <w:style w:type="character" w:customStyle="1" w:styleId="Heading6Char">
@@ -1432,7 +1614,7 @@
       <w:rFonts w:asciiTheme="majorHAnsi" w:eastAsiaTheme="majorEastAsia" w:hAnsiTheme="majorHAnsi" w:cstheme="majorBidi"/>
       <w:i/>
       <w:iCs/>
-      <w:color w:val="243F60" w:themeColor="accent1" w:themeShade="7F"/>
+      <w:color w:val="000000"/>
     </w:rPr>
   </w:style>
   <w:style w:type="character" w:customStyle="1" w:styleId="Heading7Char">
@@ -1446,7 +1628,7 @@
       <w:rFonts w:asciiTheme="majorHAnsi" w:eastAsiaTheme="majorEastAsia" w:hAnsiTheme="majorHAnsi" w:cstheme="majorBidi"/>
       <w:i/>
       <w:iCs/>
-      <w:color w:val="404040" w:themeColor="text1" w:themeTint="BF"/>
+      <w:color w:val="000000"/>
     </w:rPr>
   </w:style>
   <w:style w:type="character" w:customStyle="1" w:styleId="Heading8Char">
@@ -1458,7 +1640,7 @@
     <w:rsid w:val="00FC693F"/>
     <w:rPr>
       <w:rFonts w:asciiTheme="majorHAnsi" w:eastAsiaTheme="majorEastAsia" w:hAnsiTheme="majorHAnsi" w:cstheme="majorBidi"/>
-      <w:color w:val="4F81BD" w:themeColor="accent1"/>
+      <w:color w:val="000000"/>
       <w:sz w:val="20"/>
       <w:szCs w:val="20"/>
     </w:rPr>
@@ -1474,7 +1656,7 @@
       <w:rFonts w:asciiTheme="majorHAnsi" w:eastAsiaTheme="majorEastAsia" w:hAnsiTheme="majorHAnsi" w:cstheme="majorBidi"/>
       <w:i/>
       <w:iCs/>
-      <w:color w:val="404040" w:themeColor="text1" w:themeTint="BF"/>
+      <w:color w:val="000000"/>
       <w:sz w:val="20"/>
       <w:szCs w:val="20"/>
     </w:rPr>
@@ -1494,7 +1676,7 @@
     <w:rPr>
       <w:b/>
       <w:bCs/>
-      <w:color w:val="4F81BD" w:themeColor="accent1"/>
+      <w:color w:val="000000"/>
       <w:sz w:val="18"/>
       <w:szCs w:val="18"/>
     </w:rPr>
@@ -1508,6 +1690,7 @@
     <w:rPr>
       <w:b/>
       <w:bCs/>
+      <w:color w:val="000000"/>
     </w:rPr>
   </w:style>
   <w:style w:type="character" w:styleId="Emphasis">
@@ -1519,6 +1702,7 @@
     <w:rPr>
       <w:i/>
       <w:iCs/>
+      <w:color w:val="000000"/>
     </w:rPr>
   </w:style>
   <w:style w:type="paragraph" w:styleId="IntenseQuote">
@@ -1541,7 +1725,7 @@
       <w:bCs/>
       <w:i/>
       <w:iCs/>
-      <w:color w:val="4F81BD" w:themeColor="accent1"/>
+      <w:color w:val="000000"/>
     </w:rPr>
   </w:style>
   <w:style w:type="character" w:customStyle="1" w:styleId="IntenseQuoteChar">
@@ -1555,7 +1739,7 @@
       <w:bCs/>
       <w:i/>
       <w:iCs/>
-      <w:color w:val="4F81BD" w:themeColor="accent1"/>
+      <w:color w:val="000000"/>
     </w:rPr>
   </w:style>
   <w:style w:type="character" w:styleId="SubtleEmphasis">
@@ -1567,7 +1751,7 @@
     <w:rPr>
       <w:i/>
       <w:iCs/>
-      <w:color w:val="808080" w:themeColor="text1" w:themeTint="7F"/>
+      <w:color w:val="000000"/>
     </w:rPr>
   </w:style>
   <w:style w:type="character" w:styleId="IntenseEmphasis">
@@ -1581,7 +1765,7 @@
       <w:bCs/>
       <w:i/>
       <w:iCs/>
-      <w:color w:val="4F81BD" w:themeColor="accent1"/>
+      <w:color w:val="000000"/>
     </w:rPr>
   </w:style>
   <w:style w:type="character" w:styleId="SubtleReference">
@@ -1592,7 +1776,7 @@
     <w:rsid w:val="00FC693F"/>
     <w:rPr>
       <w:smallCaps/>
-      <w:color w:val="C0504D" w:themeColor="accent2"/>
+      <w:color w:val="000000"/>
       <w:u w:val="single"/>
     </w:rPr>
   </w:style>
@@ -1606,7 +1790,7 @@
       <w:b/>
       <w:bCs/>
       <w:smallCaps/>
-      <w:color w:val="C0504D" w:themeColor="accent2"/>
+      <w:color w:val="000000"/>
       <w:spacing w:val="5"/>
       <w:u w:val="single"/>
     </w:rPr>
@@ -1621,6 +1805,7 @@
       <w:b/>
       <w:bCs/>
       <w:smallCaps/>
+      <w:color w:val="000000"/>
       <w:spacing w:val="5"/>
     </w:rPr>
   </w:style>
@@ -1636,6 +1821,9 @@
     <w:pPr>
       <w:outlineLvl w:val="9"/>
     </w:pPr>
+    <w:rPr>
+      <w:color w:val="000000"/>
+    </w:rPr>
   </w:style>
   <w:style w:type="table" w:styleId="TableGrid">
     <w:name w:val="Table Grid"/>
@@ -1645,6 +1833,9 @@
     <w:pPr>
       <w:spacing w:after="0" w:line="240" w:lineRule="auto"/>
     </w:pPr>
+    <w:rPr>
+      <w:color w:val="000000"/>
+    </w:rPr>
     <w:tblPr>
       <w:tblInd w:w="0" w:type="dxa"/>
       <w:tblBorders>
@@ -1672,7 +1863,7 @@
       <w:spacing w:after="0" w:line="240" w:lineRule="auto"/>
     </w:pPr>
     <w:rPr>
-      <w:color w:val="000000" w:themeColor="text1" w:themeShade="BF"/>
+      <w:color w:val="000000"/>
     </w:rPr>
     <w:tblPr>
       <w:tblStyleRowBandSize w:val="1"/>
@@ -1775,7 +1966,7 @@
       <w:spacing w:after="0" w:line="240" w:lineRule="auto"/>
     </w:pPr>
     <w:rPr>
-      <w:color w:val="365F91" w:themeColor="accent1" w:themeShade="BF"/>
+      <w:color w:val="000000"/>
     </w:rPr>
     <w:tblPr>
       <w:tblStyleRowBandSize w:val="1"/>
@@ -1878,7 +2069,7 @@
       <w:spacing w:after="0" w:line="240" w:lineRule="auto"/>
     </w:pPr>
     <w:rPr>
-      <w:color w:val="943634" w:themeColor="accent2" w:themeShade="BF"/>
+      <w:color w:val="000000"/>
     </w:rPr>
     <w:tblPr>
       <w:tblStyleRowBandSize w:val="1"/>
@@ -1981,7 +2172,7 @@
       <w:spacing w:after="0" w:line="240" w:lineRule="auto"/>
     </w:pPr>
     <w:rPr>
-      <w:color w:val="76923C" w:themeColor="accent3" w:themeShade="BF"/>
+      <w:color w:val="000000"/>
     </w:rPr>
     <w:tblPr>
       <w:tblStyleRowBandSize w:val="1"/>
@@ -2084,7 +2275,7 @@
       <w:spacing w:after="0" w:line="240" w:lineRule="auto"/>
     </w:pPr>
     <w:rPr>
-      <w:color w:val="5F497A" w:themeColor="accent4" w:themeShade="BF"/>
+      <w:color w:val="000000"/>
     </w:rPr>
     <w:tblPr>
       <w:tblStyleRowBandSize w:val="1"/>
@@ -2187,7 +2378,7 @@
       <w:spacing w:after="0" w:line="240" w:lineRule="auto"/>
     </w:pPr>
     <w:rPr>
-      <w:color w:val="31849B" w:themeColor="accent5" w:themeShade="BF"/>
+      <w:color w:val="000000"/>
     </w:rPr>
     <w:tblPr>
       <w:tblStyleRowBandSize w:val="1"/>
@@ -2290,7 +2481,7 @@
       <w:spacing w:after="0" w:line="240" w:lineRule="auto"/>
     </w:pPr>
     <w:rPr>
-      <w:color w:val="E36C0A" w:themeColor="accent6" w:themeShade="BF"/>
+      <w:color w:val="000000"/>
     </w:rPr>
     <w:tblPr>
       <w:tblStyleRowBandSize w:val="1"/>
@@ -2392,6 +2583,9 @@
     <w:pPr>
       <w:spacing w:after="0" w:line="240" w:lineRule="auto"/>
     </w:pPr>
+    <w:rPr>
+      <w:color w:val="000000"/>
+    </w:rPr>
     <w:tblPr>
       <w:tblStyleRowBandSize w:val="1"/>
       <w:tblStyleColBandSize w:val="1"/>
@@ -2484,6 +2678,9 @@
     <w:pPr>
       <w:spacing w:after="0" w:line="240" w:lineRule="auto"/>
     </w:pPr>
+    <w:rPr>
+      <w:color w:val="000000"/>
+    </w:rPr>
     <w:tblPr>
       <w:tblStyleRowBandSize w:val="1"/>
       <w:tblStyleColBandSize w:val="1"/>
@@ -2576,6 +2773,9 @@
     <w:pPr>
       <w:spacing w:after="0" w:line="240" w:lineRule="auto"/>
     </w:pPr>
+    <w:rPr>
+      <w:color w:val="000000"/>
+    </w:rPr>
     <w:tblPr>
       <w:tblStyleRowBandSize w:val="1"/>
       <w:tblStyleColBandSize w:val="1"/>
@@ -2668,6 +2868,9 @@
     <w:pPr>
       <w:spacing w:after="0" w:line="240" w:lineRule="auto"/>
     </w:pPr>
+    <w:rPr>
+      <w:color w:val="000000"/>
+    </w:rPr>
     <w:tblPr>
       <w:tblStyleRowBandSize w:val="1"/>
       <w:tblStyleColBandSize w:val="1"/>
@@ -2760,6 +2963,9 @@
     <w:pPr>
       <w:spacing w:after="0" w:line="240" w:lineRule="auto"/>
     </w:pPr>
+    <w:rPr>
+      <w:color w:val="000000"/>
+    </w:rPr>
     <w:tblPr>
       <w:tblStyleRowBandSize w:val="1"/>
       <w:tblStyleColBandSize w:val="1"/>
@@ -2852,6 +3058,9 @@
     <w:pPr>
       <w:spacing w:after="0" w:line="240" w:lineRule="auto"/>
     </w:pPr>
+    <w:rPr>
+      <w:color w:val="000000"/>
+    </w:rPr>
     <w:tblPr>
       <w:tblStyleRowBandSize w:val="1"/>
       <w:tblStyleColBandSize w:val="1"/>
@@ -2944,6 +3153,9 @@
     <w:pPr>
       <w:spacing w:after="0" w:line="240" w:lineRule="auto"/>
     </w:pPr>
+    <w:rPr>
+      <w:color w:val="000000"/>
+    </w:rPr>
     <w:tblPr>
       <w:tblStyleRowBandSize w:val="1"/>
       <w:tblStyleColBandSize w:val="1"/>
@@ -3036,6 +3248,9 @@
     <w:pPr>
       <w:spacing w:after="0" w:line="240" w:lineRule="auto"/>
     </w:pPr>
+    <w:rPr>
+      <w:color w:val="000000"/>
+    </w:rPr>
     <w:tblPr>
       <w:tblStyleRowBandSize w:val="1"/>
       <w:tblStyleColBandSize w:val="1"/>
@@ -3166,6 +3381,9 @@
     <w:pPr>
       <w:spacing w:after="0" w:line="240" w:lineRule="auto"/>
     </w:pPr>
+    <w:rPr>
+      <w:color w:val="000000"/>
+    </w:rPr>
     <w:tblPr>
       <w:tblStyleRowBandSize w:val="1"/>
       <w:tblStyleColBandSize w:val="1"/>
@@ -3296,6 +3514,9 @@
     <w:pPr>
       <w:spacing w:after="0" w:line="240" w:lineRule="auto"/>
     </w:pPr>
+    <w:rPr>
+      <w:color w:val="000000"/>
+    </w:rPr>
     <w:tblPr>
       <w:tblStyleRowBandSize w:val="1"/>
       <w:tblStyleColBandSize w:val="1"/>
@@ -3426,6 +3647,9 @@
     <w:pPr>
       <w:spacing w:after="0" w:line="240" w:lineRule="auto"/>
     </w:pPr>
+    <w:rPr>
+      <w:color w:val="000000"/>
+    </w:rPr>
     <w:tblPr>
       <w:tblStyleRowBandSize w:val="1"/>
       <w:tblStyleColBandSize w:val="1"/>
@@ -3556,6 +3780,9 @@
     <w:pPr>
       <w:spacing w:after="0" w:line="240" w:lineRule="auto"/>
     </w:pPr>
+    <w:rPr>
+      <w:color w:val="000000"/>
+    </w:rPr>
     <w:tblPr>
       <w:tblStyleRowBandSize w:val="1"/>
       <w:tblStyleColBandSize w:val="1"/>
@@ -3686,6 +3913,9 @@
     <w:pPr>
       <w:spacing w:after="0" w:line="240" w:lineRule="auto"/>
     </w:pPr>
+    <w:rPr>
+      <w:color w:val="000000"/>
+    </w:rPr>
     <w:tblPr>
       <w:tblStyleRowBandSize w:val="1"/>
       <w:tblStyleColBandSize w:val="1"/>
@@ -3816,6 +4046,9 @@
     <w:pPr>
       <w:spacing w:after="0" w:line="240" w:lineRule="auto"/>
     </w:pPr>
+    <w:rPr>
+      <w:color w:val="000000"/>
+    </w:rPr>
     <w:tblPr>
       <w:tblStyleRowBandSize w:val="1"/>
       <w:tblStyleColBandSize w:val="1"/>
@@ -3946,6 +4179,9 @@
     <w:pPr>
       <w:spacing w:after="0" w:line="240" w:lineRule="auto"/>
     </w:pPr>
+    <w:rPr>
+      <w:color w:val="000000"/>
+    </w:rPr>
     <w:tblPr>
       <w:tblStyleRowBandSize w:val="1"/>
       <w:tblStyleColBandSize w:val="1"/>
@@ -4052,6 +4288,9 @@
     <w:pPr>
       <w:spacing w:after="0" w:line="240" w:lineRule="auto"/>
     </w:pPr>
+    <w:rPr>
+      <w:color w:val="000000"/>
+    </w:rPr>
     <w:tblPr>
       <w:tblStyleRowBandSize w:val="1"/>
       <w:tblStyleColBandSize w:val="1"/>
@@ -4158,6 +4397,9 @@
     <w:pPr>
       <w:spacing w:after="0" w:line="240" w:lineRule="auto"/>
     </w:pPr>
+    <w:rPr>
+      <w:color w:val="000000"/>
+    </w:rPr>
     <w:tblPr>
       <w:tblStyleRowBandSize w:val="1"/>
       <w:tblStyleColBandSize w:val="1"/>
@@ -4264,6 +4506,9 @@
     <w:pPr>
       <w:spacing w:after="0" w:line="240" w:lineRule="auto"/>
     </w:pPr>
+    <w:rPr>
+      <w:color w:val="000000"/>
+    </w:rPr>
     <w:tblPr>
       <w:tblStyleRowBandSize w:val="1"/>
       <w:tblStyleColBandSize w:val="1"/>
@@ -4370,6 +4615,9 @@
     <w:pPr>
       <w:spacing w:after="0" w:line="240" w:lineRule="auto"/>
     </w:pPr>
+    <w:rPr>
+      <w:color w:val="000000"/>
+    </w:rPr>
     <w:tblPr>
       <w:tblStyleRowBandSize w:val="1"/>
       <w:tblStyleColBandSize w:val="1"/>
@@ -4476,6 +4724,9 @@
     <w:pPr>
       <w:spacing w:after="0" w:line="240" w:lineRule="auto"/>
     </w:pPr>
+    <w:rPr>
+      <w:color w:val="000000"/>
+    </w:rPr>
     <w:tblPr>
       <w:tblStyleRowBandSize w:val="1"/>
       <w:tblStyleColBandSize w:val="1"/>
@@ -4582,6 +4833,9 @@
     <w:pPr>
       <w:spacing w:after="0" w:line="240" w:lineRule="auto"/>
     </w:pPr>
+    <w:rPr>
+      <w:color w:val="000000"/>
+    </w:rPr>
     <w:tblPr>
       <w:tblStyleRowBandSize w:val="1"/>
       <w:tblStyleColBandSize w:val="1"/>
@@ -4688,6 +4942,9 @@
     <w:pPr>
       <w:spacing w:after="0" w:line="240" w:lineRule="auto"/>
     </w:pPr>
+    <w:rPr>
+      <w:color w:val="000000"/>
+    </w:rPr>
     <w:tblPr>
       <w:tblStyleRowBandSize w:val="1"/>
       <w:tblStyleColBandSize w:val="1"/>
@@ -4837,6 +5094,9 @@
     <w:pPr>
       <w:spacing w:after="0" w:line="240" w:lineRule="auto"/>
     </w:pPr>
+    <w:rPr>
+      <w:color w:val="000000"/>
+    </w:rPr>
     <w:tblPr>
       <w:tblStyleRowBandSize w:val="1"/>
       <w:tblStyleColBandSize w:val="1"/>
@@ -4986,6 +5246,9 @@
     <w:pPr>
       <w:spacing w:after="0" w:line="240" w:lineRule="auto"/>
     </w:pPr>
+    <w:rPr>
+      <w:color w:val="000000"/>
+    </w:rPr>
     <w:tblPr>
       <w:tblStyleRowBandSize w:val="1"/>
       <w:tblStyleColBandSize w:val="1"/>
@@ -5135,6 +5398,9 @@
     <w:pPr>
       <w:spacing w:after="0" w:line="240" w:lineRule="auto"/>
     </w:pPr>
+    <w:rPr>
+      <w:color w:val="000000"/>
+    </w:rPr>
     <w:tblPr>
       <w:tblStyleRowBandSize w:val="1"/>
       <w:tblStyleColBandSize w:val="1"/>
@@ -5284,6 +5550,9 @@
     <w:pPr>
       <w:spacing w:after="0" w:line="240" w:lineRule="auto"/>
     </w:pPr>
+    <w:rPr>
+      <w:color w:val="000000"/>
+    </w:rPr>
     <w:tblPr>
       <w:tblStyleRowBandSize w:val="1"/>
       <w:tblStyleColBandSize w:val="1"/>
@@ -5433,6 +5702,9 @@
     <w:pPr>
       <w:spacing w:after="0" w:line="240" w:lineRule="auto"/>
     </w:pPr>
+    <w:rPr>
+      <w:color w:val="000000"/>
+    </w:rPr>
     <w:tblPr>
       <w:tblStyleRowBandSize w:val="1"/>
       <w:tblStyleColBandSize w:val="1"/>
@@ -5582,6 +5854,9 @@
     <w:pPr>
       <w:spacing w:after="0" w:line="240" w:lineRule="auto"/>
     </w:pPr>
+    <w:rPr>
+      <w:color w:val="000000"/>
+    </w:rPr>
     <w:tblPr>
       <w:tblStyleRowBandSize w:val="1"/>
       <w:tblStyleColBandSize w:val="1"/>
@@ -5732,7 +6007,7 @@
       <w:spacing w:after="0" w:line="240" w:lineRule="auto"/>
     </w:pPr>
     <w:rPr>
-      <w:color w:val="000000" w:themeColor="text1"/>
+      <w:color w:val="000000"/>
     </w:rPr>
     <w:tblPr>
       <w:tblStyleRowBandSize w:val="1"/>
@@ -5816,7 +6091,7 @@
       <w:spacing w:after="0" w:line="240" w:lineRule="auto"/>
     </w:pPr>
     <w:rPr>
-      <w:color w:val="000000" w:themeColor="text1"/>
+      <w:color w:val="000000"/>
     </w:rPr>
     <w:tblPr>
       <w:tblStyleRowBandSize w:val="1"/>
@@ -5900,7 +6175,7 @@
       <w:spacing w:after="0" w:line="240" w:lineRule="auto"/>
     </w:pPr>
     <w:rPr>
-      <w:color w:val="000000" w:themeColor="text1"/>
+      <w:color w:val="000000"/>
     </w:rPr>
     <w:tblPr>
       <w:tblStyleRowBandSize w:val="1"/>
@@ -5984,7 +6259,7 @@
       <w:spacing w:after="0" w:line="240" w:lineRule="auto"/>
     </w:pPr>
     <w:rPr>
-      <w:color w:val="000000" w:themeColor="text1"/>
+      <w:color w:val="000000"/>
     </w:rPr>
     <w:tblPr>
       <w:tblStyleRowBandSize w:val="1"/>
@@ -6068,7 +6343,7 @@
       <w:spacing w:after="0" w:line="240" w:lineRule="auto"/>
     </w:pPr>
     <w:rPr>
-      <w:color w:val="000000" w:themeColor="text1"/>
+      <w:color w:val="000000"/>
     </w:rPr>
     <w:tblPr>
       <w:tblStyleRowBandSize w:val="1"/>
@@ -6152,7 +6427,7 @@
       <w:spacing w:after="0" w:line="240" w:lineRule="auto"/>
     </w:pPr>
     <w:rPr>
-      <w:color w:val="000000" w:themeColor="text1"/>
+      <w:color w:val="000000"/>
     </w:rPr>
     <w:tblPr>
       <w:tblStyleRowBandSize w:val="1"/>
@@ -6236,7 +6511,7 @@
       <w:spacing w:after="0" w:line="240" w:lineRule="auto"/>
     </w:pPr>
     <w:rPr>
-      <w:color w:val="000000" w:themeColor="text1"/>
+      <w:color w:val="000000"/>
     </w:rPr>
     <w:tblPr>
       <w:tblStyleRowBandSize w:val="1"/>
@@ -6321,7 +6596,7 @@
     </w:pPr>
     <w:rPr>
       <w:rFonts w:asciiTheme="majorHAnsi" w:eastAsiaTheme="majorEastAsia" w:hAnsiTheme="majorHAnsi" w:cstheme="majorBidi"/>
-      <w:color w:val="000000" w:themeColor="text1"/>
+      <w:color w:val="000000"/>
     </w:rPr>
     <w:tblPr>
       <w:tblStyleRowBandSize w:val="1"/>
@@ -6449,7 +6724,7 @@
     </w:pPr>
     <w:rPr>
       <w:rFonts w:asciiTheme="majorHAnsi" w:eastAsiaTheme="majorEastAsia" w:hAnsiTheme="majorHAnsi" w:cstheme="majorBidi"/>
-      <w:color w:val="000000" w:themeColor="text1"/>
+      <w:color w:val="000000"/>
     </w:rPr>
     <w:tblPr>
       <w:tblStyleRowBandSize w:val="1"/>
@@ -6577,7 +6852,7 @@
     </w:pPr>
     <w:rPr>
       <w:rFonts w:asciiTheme="majorHAnsi" w:eastAsiaTheme="majorEastAsia" w:hAnsiTheme="majorHAnsi" w:cstheme="majorBidi"/>
-      <w:color w:val="000000" w:themeColor="text1"/>
+      <w:color w:val="000000"/>
     </w:rPr>
     <w:tblPr>
       <w:tblStyleRowBandSize w:val="1"/>
@@ -6705,7 +6980,7 @@
     </w:pPr>
     <w:rPr>
       <w:rFonts w:asciiTheme="majorHAnsi" w:eastAsiaTheme="majorEastAsia" w:hAnsiTheme="majorHAnsi" w:cstheme="majorBidi"/>
-      <w:color w:val="000000" w:themeColor="text1"/>
+      <w:color w:val="000000"/>
     </w:rPr>
     <w:tblPr>
       <w:tblStyleRowBandSize w:val="1"/>
@@ -6833,7 +7108,7 @@
     </w:pPr>
     <w:rPr>
       <w:rFonts w:asciiTheme="majorHAnsi" w:eastAsiaTheme="majorEastAsia" w:hAnsiTheme="majorHAnsi" w:cstheme="majorBidi"/>
-      <w:color w:val="000000" w:themeColor="text1"/>
+      <w:color w:val="000000"/>
     </w:rPr>
     <w:tblPr>
       <w:tblStyleRowBandSize w:val="1"/>
@@ -6961,7 +7236,7 @@
     </w:pPr>
     <w:rPr>
       <w:rFonts w:asciiTheme="majorHAnsi" w:eastAsiaTheme="majorEastAsia" w:hAnsiTheme="majorHAnsi" w:cstheme="majorBidi"/>
-      <w:color w:val="000000" w:themeColor="text1"/>
+      <w:color w:val="000000"/>
     </w:rPr>
     <w:tblPr>
       <w:tblStyleRowBandSize w:val="1"/>
@@ -7089,7 +7364,7 @@
     </w:pPr>
     <w:rPr>
       <w:rFonts w:asciiTheme="majorHAnsi" w:eastAsiaTheme="majorEastAsia" w:hAnsiTheme="majorHAnsi" w:cstheme="majorBidi"/>
-      <w:color w:val="000000" w:themeColor="text1"/>
+      <w:color w:val="000000"/>
     </w:rPr>
     <w:tblPr>
       <w:tblStyleRowBandSize w:val="1"/>
@@ -7215,6 +7490,9 @@
     <w:pPr>
       <w:spacing w:after="0" w:line="240" w:lineRule="auto"/>
     </w:pPr>
+    <w:rPr>
+      <w:color w:val="000000"/>
+    </w:rPr>
     <w:tblPr>
       <w:tblStyleRowBandSize w:val="1"/>
       <w:tblStyleColBandSize w:val="1"/>
@@ -7288,6 +7566,9 @@
     <w:pPr>
       <w:spacing w:after="0" w:line="240" w:lineRule="auto"/>
     </w:pPr>
+    <w:rPr>
+      <w:color w:val="000000"/>
+    </w:rPr>
     <w:tblPr>
       <w:tblStyleRowBandSize w:val="1"/>
       <w:tblStyleColBandSize w:val="1"/>
@@ -7361,6 +7642,9 @@
     <w:pPr>
       <w:spacing w:after="0" w:line="240" w:lineRule="auto"/>
     </w:pPr>
+    <w:rPr>
+      <w:color w:val="000000"/>
+    </w:rPr>
     <w:tblPr>
       <w:tblStyleRowBandSize w:val="1"/>
       <w:tblStyleColBandSize w:val="1"/>
@@ -7434,6 +7718,9 @@
     <w:pPr>
       <w:spacing w:after="0" w:line="240" w:lineRule="auto"/>
     </w:pPr>
+    <w:rPr>
+      <w:color w:val="000000"/>
+    </w:rPr>
     <w:tblPr>
       <w:tblStyleRowBandSize w:val="1"/>
       <w:tblStyleColBandSize w:val="1"/>
@@ -7507,6 +7794,9 @@
     <w:pPr>
       <w:spacing w:after="0" w:line="240" w:lineRule="auto"/>
     </w:pPr>
+    <w:rPr>
+      <w:color w:val="000000"/>
+    </w:rPr>
     <w:tblPr>
       <w:tblStyleRowBandSize w:val="1"/>
       <w:tblStyleColBandSize w:val="1"/>
@@ -7580,6 +7870,9 @@
     <w:pPr>
       <w:spacing w:after="0" w:line="240" w:lineRule="auto"/>
     </w:pPr>
+    <w:rPr>
+      <w:color w:val="000000"/>
+    </w:rPr>
     <w:tblPr>
       <w:tblStyleRowBandSize w:val="1"/>
       <w:tblStyleColBandSize w:val="1"/>
@@ -7653,6 +7946,9 @@
     <w:pPr>
       <w:spacing w:after="0" w:line="240" w:lineRule="auto"/>
     </w:pPr>
+    <w:rPr>
+      <w:color w:val="000000"/>
+    </w:rPr>
     <w:tblPr>
       <w:tblStyleRowBandSize w:val="1"/>
       <w:tblStyleColBandSize w:val="1"/>
@@ -7728,7 +8024,7 @@
     </w:pPr>
     <w:rPr>
       <w:rFonts w:asciiTheme="majorHAnsi" w:eastAsiaTheme="majorEastAsia" w:hAnsiTheme="majorHAnsi" w:cstheme="majorBidi"/>
-      <w:color w:val="000000" w:themeColor="text1"/>
+      <w:color w:val="000000"/>
     </w:rPr>
     <w:tblPr>
       <w:tblStyleRowBandSize w:val="1"/>
@@ -7853,7 +8149,7 @@
     </w:pPr>
     <w:rPr>
       <w:rFonts w:asciiTheme="majorHAnsi" w:eastAsiaTheme="majorEastAsia" w:hAnsiTheme="majorHAnsi" w:cstheme="majorBidi"/>
-      <w:color w:val="000000" w:themeColor="text1"/>
+      <w:color w:val="000000"/>
     </w:rPr>
     <w:tblPr>
       <w:tblStyleRowBandSize w:val="1"/>
@@ -7978,7 +8274,7 @@
     </w:pPr>
     <w:rPr>
       <w:rFonts w:asciiTheme="majorHAnsi" w:eastAsiaTheme="majorEastAsia" w:hAnsiTheme="majorHAnsi" w:cstheme="majorBidi"/>
-      <w:color w:val="000000" w:themeColor="text1"/>
+      <w:color w:val="000000"/>
     </w:rPr>
     <w:tblPr>
       <w:tblStyleRowBandSize w:val="1"/>
@@ -8103,7 +8399,7 @@
     </w:pPr>
     <w:rPr>
       <w:rFonts w:asciiTheme="majorHAnsi" w:eastAsiaTheme="majorEastAsia" w:hAnsiTheme="majorHAnsi" w:cstheme="majorBidi"/>
-      <w:color w:val="000000" w:themeColor="text1"/>
+      <w:color w:val="000000"/>
     </w:rPr>
     <w:tblPr>
       <w:tblStyleRowBandSize w:val="1"/>
@@ -8228,7 +8524,7 @@
     </w:pPr>
     <w:rPr>
       <w:rFonts w:asciiTheme="majorHAnsi" w:eastAsiaTheme="majorEastAsia" w:hAnsiTheme="majorHAnsi" w:cstheme="majorBidi"/>
-      <w:color w:val="000000" w:themeColor="text1"/>
+      <w:color w:val="000000"/>
     </w:rPr>
     <w:tblPr>
       <w:tblStyleRowBandSize w:val="1"/>
@@ -8353,7 +8649,7 @@
     </w:pPr>
     <w:rPr>
       <w:rFonts w:asciiTheme="majorHAnsi" w:eastAsiaTheme="majorEastAsia" w:hAnsiTheme="majorHAnsi" w:cstheme="majorBidi"/>
-      <w:color w:val="000000" w:themeColor="text1"/>
+      <w:color w:val="000000"/>
     </w:rPr>
     <w:tblPr>
       <w:tblStyleRowBandSize w:val="1"/>
@@ -8478,7 +8774,7 @@
     </w:pPr>
     <w:rPr>
       <w:rFonts w:asciiTheme="majorHAnsi" w:eastAsiaTheme="majorEastAsia" w:hAnsiTheme="majorHAnsi" w:cstheme="majorBidi"/>
-      <w:color w:val="000000" w:themeColor="text1"/>
+      <w:color w:val="000000"/>
     </w:rPr>
     <w:tblPr>
       <w:tblStyleRowBandSize w:val="1"/>
@@ -8601,6 +8897,9 @@
     <w:pPr>
       <w:spacing w:after="0" w:line="240" w:lineRule="auto"/>
     </w:pPr>
+    <w:rPr>
+      <w:color w:val="000000"/>
+    </w:rPr>
     <w:tblPr>
       <w:tblStyleRowBandSize w:val="1"/>
       <w:tblStyleColBandSize w:val="1"/>
@@ -8742,6 +9041,9 @@
     <w:pPr>
       <w:spacing w:after="0" w:line="240" w:lineRule="auto"/>
     </w:pPr>
+    <w:rPr>
+      <w:color w:val="000000"/>
+    </w:rPr>
     <w:tblPr>
       <w:tblStyleRowBandSize w:val="1"/>
       <w:tblStyleColBandSize w:val="1"/>
@@ -8883,6 +9185,9 @@
     <w:pPr>
       <w:spacing w:after="0" w:line="240" w:lineRule="auto"/>
     </w:pPr>
+    <w:rPr>
+      <w:color w:val="000000"/>
+    </w:rPr>
     <w:tblPr>
       <w:tblStyleRowBandSize w:val="1"/>
       <w:tblStyleColBandSize w:val="1"/>
@@ -9024,6 +9329,9 @@
     <w:pPr>
       <w:spacing w:after="0" w:line="240" w:lineRule="auto"/>
     </w:pPr>
+    <w:rPr>
+      <w:color w:val="000000"/>
+    </w:rPr>
     <w:tblPr>
       <w:tblStyleRowBandSize w:val="1"/>
       <w:tblStyleColBandSize w:val="1"/>
@@ -9165,6 +9473,9 @@
     <w:pPr>
       <w:spacing w:after="0" w:line="240" w:lineRule="auto"/>
     </w:pPr>
+    <w:rPr>
+      <w:color w:val="000000"/>
+    </w:rPr>
     <w:tblPr>
       <w:tblStyleRowBandSize w:val="1"/>
       <w:tblStyleColBandSize w:val="1"/>
@@ -9306,6 +9617,9 @@
     <w:pPr>
       <w:spacing w:after="0" w:line="240" w:lineRule="auto"/>
     </w:pPr>
+    <w:rPr>
+      <w:color w:val="000000"/>
+    </w:rPr>
     <w:tblPr>
       <w:tblStyleRowBandSize w:val="1"/>
       <w:tblStyleColBandSize w:val="1"/>
@@ -9447,6 +9761,9 @@
     <w:pPr>
       <w:spacing w:after="0" w:line="240" w:lineRule="auto"/>
     </w:pPr>
+    <w:rPr>
+      <w:color w:val="000000"/>
+    </w:rPr>
     <w:tblPr>
       <w:tblStyleRowBandSize w:val="1"/>
       <w:tblStyleColBandSize w:val="1"/>
@@ -9589,7 +9906,7 @@
       <w:spacing w:after="0" w:line="240" w:lineRule="auto"/>
     </w:pPr>
     <w:rPr>
-      <w:color w:val="FFFFFF" w:themeColor="background1"/>
+      <w:color w:val="000000"/>
     </w:rPr>
     <w:tblPr>
       <w:tblStyleRowBandSize w:val="1"/>
@@ -9703,7 +10020,7 @@
       <w:spacing w:after="0" w:line="240" w:lineRule="auto"/>
     </w:pPr>
     <w:rPr>
-      <w:color w:val="FFFFFF" w:themeColor="background1"/>
+      <w:color w:val="000000"/>
     </w:rPr>
     <w:tblPr>
       <w:tblStyleRowBandSize w:val="1"/>
@@ -9817,7 +10134,7 @@
       <w:spacing w:after="0" w:line="240" w:lineRule="auto"/>
     </w:pPr>
     <w:rPr>
-      <w:color w:val="FFFFFF" w:themeColor="background1"/>
+      <w:color w:val="000000"/>
     </w:rPr>
     <w:tblPr>
       <w:tblStyleRowBandSize w:val="1"/>
@@ -9931,7 +10248,7 @@
       <w:spacing w:after="0" w:line="240" w:lineRule="auto"/>
     </w:pPr>
     <w:rPr>
-      <w:color w:val="FFFFFF" w:themeColor="background1"/>
+      <w:color w:val="000000"/>
     </w:rPr>
     <w:tblPr>
       <w:tblStyleRowBandSize w:val="1"/>
@@ -10045,7 +10362,7 @@
       <w:spacing w:after="0" w:line="240" w:lineRule="auto"/>
     </w:pPr>
     <w:rPr>
-      <w:color w:val="FFFFFF" w:themeColor="background1"/>
+      <w:color w:val="000000"/>
     </w:rPr>
     <w:tblPr>
       <w:tblStyleRowBandSize w:val="1"/>
@@ -10159,7 +10476,7 @@
       <w:spacing w:after="0" w:line="240" w:lineRule="auto"/>
     </w:pPr>
     <w:rPr>
-      <w:color w:val="FFFFFF" w:themeColor="background1"/>
+      <w:color w:val="000000"/>
     </w:rPr>
     <w:tblPr>
       <w:tblStyleRowBandSize w:val="1"/>
@@ -10273,7 +10590,7 @@
       <w:spacing w:after="0" w:line="240" w:lineRule="auto"/>
     </w:pPr>
     <w:rPr>
-      <w:color w:val="FFFFFF" w:themeColor="background1"/>
+      <w:color w:val="000000"/>
     </w:rPr>
     <w:tblPr>
       <w:tblStyleRowBandSize w:val="1"/>
@@ -10387,7 +10704,7 @@
       <w:spacing w:after="0" w:line="240" w:lineRule="auto"/>
     </w:pPr>
     <w:rPr>
-      <w:color w:val="000000" w:themeColor="text1"/>
+      <w:color w:val="000000"/>
     </w:rPr>
     <w:tblPr>
       <w:tblStyleRowBandSize w:val="1"/>
@@ -10509,7 +10826,7 @@
       <w:spacing w:after="0" w:line="240" w:lineRule="auto"/>
     </w:pPr>
     <w:rPr>
-      <w:color w:val="000000" w:themeColor="text1"/>
+      <w:color w:val="000000"/>
     </w:rPr>
     <w:tblPr>
       <w:tblStyleRowBandSize w:val="1"/>
@@ -10631,7 +10948,7 @@
       <w:spacing w:after="0" w:line="240" w:lineRule="auto"/>
     </w:pPr>
     <w:rPr>
-      <w:color w:val="000000" w:themeColor="text1"/>
+      <w:color w:val="000000"/>
     </w:rPr>
     <w:tblPr>
       <w:tblStyleRowBandSize w:val="1"/>
@@ -10753,7 +11070,7 @@
       <w:spacing w:after="0" w:line="240" w:lineRule="auto"/>
     </w:pPr>
     <w:rPr>
-      <w:color w:val="000000" w:themeColor="text1"/>
+      <w:color w:val="000000"/>
     </w:rPr>
     <w:tblPr>
       <w:tblStyleRowBandSize w:val="1"/>
@@ -10865,7 +11182,7 @@
       <w:spacing w:after="0" w:line="240" w:lineRule="auto"/>
     </w:pPr>
     <w:rPr>
-      <w:color w:val="000000" w:themeColor="text1"/>
+      <w:color w:val="000000"/>
     </w:rPr>
     <w:tblPr>
       <w:tblStyleRowBandSize w:val="1"/>
@@ -10987,7 +11304,7 @@
       <w:spacing w:after="0" w:line="240" w:lineRule="auto"/>
     </w:pPr>
     <w:rPr>
-      <w:color w:val="000000" w:themeColor="text1"/>
+      <w:color w:val="000000"/>
     </w:rPr>
     <w:tblPr>
       <w:tblStyleRowBandSize w:val="1"/>
@@ -11109,7 +11426,7 @@
       <w:spacing w:after="0" w:line="240" w:lineRule="auto"/>
     </w:pPr>
     <w:rPr>
-      <w:color w:val="000000" w:themeColor="text1"/>
+      <w:color w:val="000000"/>
     </w:rPr>
     <w:tblPr>
       <w:tblStyleRowBandSize w:val="1"/>
@@ -11231,7 +11548,7 @@
       <w:spacing w:after="0" w:line="240" w:lineRule="auto"/>
     </w:pPr>
     <w:rPr>
-      <w:color w:val="000000" w:themeColor="text1"/>
+      <w:color w:val="000000"/>
     </w:rPr>
     <w:tblPr>
       <w:tblStyleRowBandSize w:val="1"/>
@@ -11317,7 +11634,7 @@
       <w:spacing w:after="0" w:line="240" w:lineRule="auto"/>
     </w:pPr>
     <w:rPr>
-      <w:color w:val="000000" w:themeColor="text1"/>
+      <w:color w:val="000000"/>
     </w:rPr>
     <w:tblPr>
       <w:tblStyleRowBandSize w:val="1"/>
@@ -11403,7 +11720,7 @@
       <w:spacing w:after="0" w:line="240" w:lineRule="auto"/>
     </w:pPr>
     <w:rPr>
-      <w:color w:val="000000" w:themeColor="text1"/>
+      <w:color w:val="000000"/>
     </w:rPr>
     <w:tblPr>
       <w:tblStyleRowBandSize w:val="1"/>
@@ -11489,7 +11806,7 @@
       <w:spacing w:after="0" w:line="240" w:lineRule="auto"/>
     </w:pPr>
     <w:rPr>
-      <w:color w:val="000000" w:themeColor="text1"/>
+      <w:color w:val="000000"/>
     </w:rPr>
     <w:tblPr>
       <w:tblStyleRowBandSize w:val="1"/>
@@ -11575,7 +11892,7 @@
       <w:spacing w:after="0" w:line="240" w:lineRule="auto"/>
     </w:pPr>
     <w:rPr>
-      <w:color w:val="000000" w:themeColor="text1"/>
+      <w:color w:val="000000"/>
     </w:rPr>
     <w:tblPr>
       <w:tblStyleRowBandSize w:val="1"/>
@@ -11661,7 +11978,7 @@
       <w:spacing w:after="0" w:line="240" w:lineRule="auto"/>
     </w:pPr>
     <w:rPr>
-      <w:color w:val="000000" w:themeColor="text1"/>
+      <w:color w:val="000000"/>
     </w:rPr>
     <w:tblPr>
       <w:tblStyleRowBandSize w:val="1"/>
@@ -11747,7 +12064,7 @@
       <w:spacing w:after="0" w:line="240" w:lineRule="auto"/>
     </w:pPr>
     <w:rPr>
-      <w:color w:val="000000" w:themeColor="text1"/>
+      <w:color w:val="000000"/>
     </w:rPr>
     <w:tblPr>
       <w:tblStyleRowBandSize w:val="1"/>
@@ -11833,7 +12150,7 @@
       <w:spacing w:after="0" w:line="240" w:lineRule="auto"/>
     </w:pPr>
     <w:rPr>
-      <w:color w:val="000000" w:themeColor="text1"/>
+      <w:color w:val="000000"/>
     </w:rPr>
     <w:tblPr>
       <w:tblStyleRowBandSize w:val="1"/>
@@ -11913,7 +12230,7 @@
       <w:spacing w:after="0" w:line="240" w:lineRule="auto"/>
     </w:pPr>
     <w:rPr>
-      <w:color w:val="000000" w:themeColor="text1"/>
+      <w:color w:val="000000"/>
     </w:rPr>
     <w:tblPr>
       <w:tblStyleRowBandSize w:val="1"/>
@@ -11993,7 +12310,7 @@
       <w:spacing w:after="0" w:line="240" w:lineRule="auto"/>
     </w:pPr>
     <w:rPr>
-      <w:color w:val="000000" w:themeColor="text1"/>
+      <w:color w:val="000000"/>
     </w:rPr>
     <w:tblPr>
       <w:tblStyleRowBandSize w:val="1"/>
@@ -12073,7 +12390,7 @@
       <w:spacing w:after="0" w:line="240" w:lineRule="auto"/>
     </w:pPr>
     <w:rPr>
-      <w:color w:val="000000" w:themeColor="text1"/>
+      <w:color w:val="000000"/>
     </w:rPr>
     <w:tblPr>
       <w:tblStyleRowBandSize w:val="1"/>
@@ -12153,7 +12470,7 @@
       <w:spacing w:after="0" w:line="240" w:lineRule="auto"/>
     </w:pPr>
     <w:rPr>
-      <w:color w:val="000000" w:themeColor="text1"/>
+      <w:color w:val="000000"/>
     </w:rPr>
     <w:tblPr>
       <w:tblStyleRowBandSize w:val="1"/>
@@ -12233,7 +12550,7 @@
       <w:spacing w:after="0" w:line="240" w:lineRule="auto"/>
     </w:pPr>
     <w:rPr>
-      <w:color w:val="000000" w:themeColor="text1"/>
+      <w:color w:val="000000"/>
     </w:rPr>
     <w:tblPr>
       <w:tblStyleRowBandSize w:val="1"/>
@@ -12313,7 +12630,7 @@
       <w:spacing w:after="0" w:line="240" w:lineRule="auto"/>
     </w:pPr>
     <w:rPr>
-      <w:color w:val="000000" w:themeColor="text1"/>
+      <w:color w:val="000000"/>
     </w:rPr>
     <w:tblPr>
       <w:tblStyleRowBandSize w:val="1"/>
